--- a/Team_2_Final_Project_Launch.docx
+++ b/Team_2_Final_Project_Launch.docx
@@ -1,326 +1,191 @@
 
 <file path=word/document.xml><?xml version="1.0" encoding="utf-8"?>
-<w:document xmlns:mc="http://schemas.openxmlformats.org/markup-compatibility/2006" xmlns:o="urn:schemas-microsoft-com:office:office" xmlns:r="http://schemas.openxmlformats.org/officeDocument/2006/relationships" xmlns:m="http://schemas.openxmlformats.org/officeDocument/2006/math" xmlns:v="urn:schemas-microsoft-com:vml" xmlns:wp="http://schemas.openxmlformats.org/drawingml/2006/wordprocessingDrawing" xmlns:w10="urn:schemas-microsoft-com:office:word" xmlns:w="http://schemas.openxmlformats.org/wordprocessingml/2006/main" xmlns:wne="http://schemas.microsoft.com/office/word/2006/wordml" xmlns:sl="http://schemas.openxmlformats.org/schemaLibrary/2006/main" xmlns:a="http://schemas.openxmlformats.org/drawingml/2006/main" xmlns:pic="http://schemas.openxmlformats.org/drawingml/2006/picture" xmlns:c="http://schemas.openxmlformats.org/drawingml/2006/chart" xmlns:lc="http://schemas.openxmlformats.org/drawingml/2006/lockedCanvas" xmlns:dgm="http://schemas.openxmlformats.org/drawingml/2006/diagram" xmlns:wps="http://schemas.microsoft.com/office/word/2010/wordprocessingShape" xmlns:wpg="http://schemas.microsoft.com/office/word/2010/wordprocessingGroup" xmlns:w14="http://schemas.microsoft.com/office/word/2010/wordml" xmlns:w15="http://schemas.microsoft.com/office/word/2012/wordml" xmlns:w16="http://schemas.microsoft.com/office/word/2018/wordml" xmlns:w16cex="http://schemas.microsoft.com/office/word/2018/wordml/cex" xmlns:w16cid="http://schemas.microsoft.com/office/word/2016/wordml/cid" xmlns="http://schemas.microsoft.com/office/tasks/2019/documenttasks" xmlns:cr="http://schemas.microsoft.com/office/comments/2020/reactions">
+<w:document xmlns:wpc="http://schemas.microsoft.com/office/word/2010/wordprocessingCanvas" xmlns:cx="http://schemas.microsoft.com/office/drawing/2014/chartex" xmlns:cx1="http://schemas.microsoft.com/office/drawing/2015/9/8/chartex" xmlns:cx2="http://schemas.microsoft.com/office/drawing/2015/10/21/chartex" xmlns:cx3="http://schemas.microsoft.com/office/drawing/2016/5/9/chartex" xmlns:cx4="http://schemas.microsoft.com/office/drawing/2016/5/10/chartex" xmlns:cx5="http://schemas.microsoft.com/office/drawing/2016/5/11/chartex" xmlns:cx6="http://schemas.microsoft.com/office/drawing/2016/5/12/chartex" xmlns:cx7="http://schemas.microsoft.com/office/drawing/2016/5/13/chartex" xmlns:cx8="http://schemas.microsoft.com/office/drawing/2016/5/14/chartex" xmlns:mc="http://schemas.openxmlformats.org/markup-compatibility/2006" xmlns:aink="http://schemas.microsoft.com/office/drawing/2016/ink" xmlns:am3d="http://schemas.microsoft.com/office/drawing/2017/model3d" xmlns:o="urn:schemas-microsoft-com:office:office" xmlns:oel="http://schemas.microsoft.com/office/2019/extlst" xmlns:r="http://schemas.openxmlformats.org/officeDocument/2006/relationships" xmlns:m="http://schemas.openxmlformats.org/officeDocument/2006/math" xmlns:v="urn:schemas-microsoft-com:vml" xmlns:wp14="http://schemas.microsoft.com/office/word/2010/wordprocessingDrawing" xmlns:wp="http://schemas.openxmlformats.org/drawingml/2006/wordprocessingDrawing" xmlns:w10="urn:schemas-microsoft-com:office:word" xmlns:w="http://schemas.openxmlformats.org/wordprocessingml/2006/main" xmlns:w14="http://schemas.microsoft.com/office/word/2010/wordml" xmlns:w15="http://schemas.microsoft.com/office/word/2012/wordml" xmlns:w16cex="http://schemas.microsoft.com/office/word/2018/wordml/cex" xmlns:w16cid="http://schemas.microsoft.com/office/word/2016/wordml/cid" xmlns:w16="http://schemas.microsoft.com/office/word/2018/wordml" xmlns:w16du="http://schemas.microsoft.com/office/word/2023/wordml/word16du" xmlns:w16sdtdh="http://schemas.microsoft.com/office/word/2020/wordml/sdtdatahash" xmlns:w16sdtfl="http://schemas.microsoft.com/office/word/2024/wordml/sdtformatlock" xmlns:w16se="http://schemas.microsoft.com/office/word/2015/wordml/symex" xmlns:wpg="http://schemas.microsoft.com/office/word/2010/wordprocessingGroup" xmlns:wpi="http://schemas.microsoft.com/office/word/2010/wordprocessingInk" xmlns:wne="http://schemas.microsoft.com/office/word/2006/wordml" xmlns:wps="http://schemas.microsoft.com/office/word/2010/wordprocessingShape" mc:Ignorable="w14 w15 w16se w16cid w16 w16cex w16sdtdh w16sdtfl w16du wp14">
   <w:body>
     <w:p>
-      <w:pPr>
-        <w:rPr/>
-      </w:pPr>
       <w:r>
         <w:rPr>
-          <w:b w:val="1"/>
-          <w:bCs w:val="1"/>
-          <w:rtl w:val="0"/>
+          <w:b/>
+          <w:bCs/>
         </w:rPr>
-        <w:t xml:space="preserve">Group Number:</w:t>
-      </w:r>
+        <w:t>Group Number:</w:t>
+      </w:r>
+      <w:r>
+        <w:t xml:space="preserve"> 2</w:t>
+      </w:r>
+    </w:p>
+    <w:p/>
+    <w:p>
       <w:r>
         <w:rPr>
-          <w:rtl w:val="0"/>
+          <w:b/>
+          <w:bCs/>
         </w:rPr>
-        <w:t xml:space="preserve"> 2</w:t>
+        <w:t>Group Members:</w:t>
+      </w:r>
+      <w:r>
+        <w:t xml:space="preserve"> Justin Walker-Baden, Joshua Stine, Cliff </w:t>
+      </w:r>
+      <w:proofErr w:type="spellStart"/>
+      <w:r>
+        <w:t>Nallding</w:t>
+      </w:r>
+      <w:proofErr w:type="spellEnd"/>
+      <w:r>
+        <w:t xml:space="preserve"> Victor</w:t>
       </w:r>
     </w:p>
-    <w:p>
-      <w:pPr>
-        <w:rPr/>
-      </w:pPr>
-      <w:r>
-        <w:rPr>
-          <w:rtl w:val="0"/>
-        </w:rPr>
-      </w:r>
-    </w:p>
-    <w:p>
-      <w:pPr>
-        <w:rPr/>
-      </w:pPr>
-      <w:r>
-        <w:rPr>
-          <w:b w:val="1"/>
-          <w:bCs w:val="1"/>
-          <w:rtl w:val="0"/>
-        </w:rPr>
-        <w:t xml:space="preserve">Group Members:</w:t>
-      </w:r>
-      <w:r>
-        <w:rPr>
-          <w:rtl w:val="0"/>
-        </w:rPr>
-        <w:t xml:space="preserve"> Justin Walker-Baden, Joshua Stine, </w:t>
-      </w:r>
-      <w:r>
-        <w:rPr>
-          <w:rtl w:val="0"/>
-        </w:rPr>
-        <w:t xml:space="preserve">Cliff Nallding Victor</w:t>
-      </w:r>
-    </w:p>
-    <w:p>
-      <w:pPr>
-        <w:rPr/>
-      </w:pPr>
-      <w:r>
-        <w:rPr>
-          <w:rtl w:val="0"/>
-        </w:rPr>
-      </w:r>
-    </w:p>
+    <w:p/>
     <w:p>
       <w:pPr>
         <w:rPr>
-          <w:b w:val="1"/>
-          <w:bCs w:val="1"/>
+          <w:b/>
+          <w:bCs/>
         </w:rPr>
       </w:pPr>
       <w:r>
         <w:rPr>
-          <w:b w:val="1"/>
-          <w:bCs w:val="1"/>
-          <w:rtl w:val="0"/>
+          <w:b/>
+          <w:bCs/>
         </w:rPr>
         <w:t xml:space="preserve">Communication: </w:t>
       </w:r>
       <w:r>
+        <w:t>Communication is done free flow over discord. Though we have no set timeframe the plan is to check in weekly and as needed to make sure objectives are completed in a timely manner and work is checked for quality.</w:t>
+      </w:r>
+    </w:p>
+    <w:p/>
+    <w:p>
+      <w:r>
         <w:rPr>
-          <w:rtl w:val="0"/>
+          <w:b/>
+          <w:bCs/>
         </w:rPr>
-        <w:t xml:space="preserve">Communication is done free flow over discord. Though we have no set timeframe the plan is to check in weekly and as needed to make sure objectives are completed in a timely manner and work is checked for quality.</w:t>
-      </w:r>
-      <w:r>
-        <w:rPr>
-          <w:rtl w:val="0"/>
-        </w:rPr>
-      </w:r>
-    </w:p>
-    <w:p>
-      <w:pPr>
-        <w:rPr/>
-      </w:pPr>
-      <w:r>
-        <w:rPr>
-          <w:rtl w:val="0"/>
-        </w:rPr>
-      </w:r>
-    </w:p>
-    <w:p>
-      <w:pPr>
-        <w:rPr/>
-      </w:pPr>
-      <w:r>
-        <w:rPr>
-          <w:b w:val="1"/>
-          <w:bCs w:val="1"/>
-          <w:rtl w:val="0"/>
-        </w:rPr>
-        <w:t xml:space="preserve">GitHub Repository:</w:t>
-      </w:r>
-      <w:r>
-        <w:rPr>
-          <w:rtl w:val="0"/>
-        </w:rPr>
+        <w:t>GitHub Repository:</w:t>
+      </w:r>
+      <w:r>
         <w:t xml:space="preserve"> </w:t>
       </w:r>
-      <w:hyperlink r:id="rId6">
+      <w:hyperlink r:id="rId4">
         <w:r>
           <w:rPr>
-            <w:color w:val="1155cc"/>
+            <w:color w:val="1155CC"/>
             <w:u w:val="single"/>
-            <w:rtl w:val="0"/>
           </w:rPr>
-          <w:t xml:space="preserve">https://github.com/Sahtorin/Team-2-Final.git</w:t>
+          <w:t>https://github.com/Sahtorin/Team-2-Final.git</w:t>
         </w:r>
       </w:hyperlink>
       <w:r>
+        <w:t xml:space="preserve"> </w:t>
+      </w:r>
+    </w:p>
+    <w:p/>
+    <w:p>
+      <w:r>
         <w:rPr>
-          <w:rtl w:val="0"/>
+          <w:b/>
+          <w:bCs/>
         </w:rPr>
+        <w:t>Trello Board:</w:t>
+      </w:r>
+      <w:r>
         <w:t xml:space="preserve"> </w:t>
       </w:r>
-    </w:p>
-    <w:p>
-      <w:pPr>
-        <w:rPr/>
-      </w:pPr>
-      <w:r>
-        <w:rPr>
-          <w:rtl w:val="0"/>
-        </w:rPr>
-      </w:r>
-    </w:p>
-    <w:p>
-      <w:pPr>
-        <w:rPr/>
-      </w:pPr>
-      <w:r>
-        <w:rPr>
-          <w:b w:val="1"/>
-          <w:bCs w:val="1"/>
-          <w:rtl w:val="0"/>
-        </w:rPr>
-        <w:t xml:space="preserve">Trello Board:</w:t>
-      </w:r>
-      <w:r>
-        <w:rPr>
-          <w:rtl w:val="0"/>
-        </w:rPr>
-        <w:t xml:space="preserve"> </w:t>
-      </w:r>
-      <w:hyperlink r:id="rId7">
+      <w:hyperlink r:id="rId5">
         <w:r>
           <w:rPr>
-            <w:color w:val="1155cc"/>
+            <w:color w:val="1155CC"/>
             <w:u w:val="single"/>
-            <w:rtl w:val="0"/>
           </w:rPr>
-          <w:t xml:space="preserve">https://trello.com/b/ulozdJA9/final-exam-group-2</w:t>
+          <w:t>https://trello.com/b/ulozdJA9/final-exam-group-2</w:t>
         </w:r>
       </w:hyperlink>
       <w:r>
-        <w:rPr>
-          <w:rtl w:val="0"/>
-        </w:rPr>
         <w:t xml:space="preserve"> </w:t>
       </w:r>
     </w:p>
-    <w:p>
-      <w:pPr>
-        <w:rPr/>
-      </w:pPr>
-      <w:r>
-        <w:rPr>
-          <w:rtl w:val="0"/>
-        </w:rPr>
-      </w:r>
-    </w:p>
+    <w:p/>
     <w:p>
       <w:pPr>
         <w:rPr>
-          <w:b w:val="1"/>
-          <w:bCs w:val="1"/>
+          <w:b/>
+          <w:bCs/>
         </w:rPr>
       </w:pPr>
       <w:r>
         <w:rPr>
-          <w:b w:val="1"/>
-          <w:bCs w:val="1"/>
-          <w:rtl w:val="0"/>
+          <w:b/>
+          <w:bCs/>
         </w:rPr>
-        <w:t xml:space="preserve">Team Member Responsibilities:</w:t>
+        <w:t>Team Member Responsibilities:</w:t>
       </w:r>
     </w:p>
     <w:p>
-      <w:pPr>
-        <w:rPr/>
-      </w:pPr>
-      <w:r>
-        <w:rPr>
-          <w:rtl w:val="0"/>
-        </w:rPr>
+      <w:r>
         <w:t xml:space="preserve">Justin Walker- Manager/Group Leader, Overall Page and Template Design Head, Assistant coder. In other words I will make the plans, turn in the work, decide and code the webpage with feedback from my team of course. Also do some work on the overall code. </w:t>
       </w:r>
     </w:p>
+    <w:p/>
     <w:p>
-      <w:pPr>
-        <w:rPr/>
-      </w:pPr>
-      <w:r>
-        <w:rPr>
-          <w:rtl w:val="0"/>
-        </w:rPr>
+      <w:r>
+        <w:t xml:space="preserve">Joshua Stine- Head of Coding, Product Overseer, and Communication Manager. Due to more experience than the others of his team in coding he will be in charge of Checking code and making sure everything comes together nicely. He is also the direct line to the person we are making our item for so with that in mind he can ask the client about overall ease of use and looks. </w:t>
       </w:r>
     </w:p>
+    <w:p/>
     <w:p>
-      <w:pPr>
-        <w:rPr/>
-      </w:pPr>
-      <w:r>
-        <w:rPr>
-          <w:rtl w:val="0"/>
-        </w:rPr>
-        <w:t xml:space="preserve">Joshua Stine- Head of Coding, Product Overseer, and Communication Manager. Due to more experience than the others of his team in coding he will be in charge of Checking code and making sure everything comes together nicely. He is also the direct line to the person we are making our item for so with that in mind he can ask the client about overall ease of use and looks. </w:t>
+      <w:r>
+        <w:t>Cliff Victor</w:t>
+      </w:r>
+      <w:r>
+        <w:t xml:space="preserve">- Head of Support. </w:t>
+      </w:r>
+      <w:r>
+        <w:t xml:space="preserve">Cliff will be the great equalizer. Helping with certain parts of program creation as needed to make sure the work is divided equally between all group members. </w:t>
       </w:r>
     </w:p>
-    <w:p>
-      <w:pPr>
-        <w:rPr/>
-      </w:pPr>
-      <w:r>
-        <w:rPr>
-          <w:rtl w:val="0"/>
-        </w:rPr>
-      </w:r>
-    </w:p>
-    <w:p>
-      <w:pPr>
-        <w:rPr/>
-      </w:pPr>
-      <w:r>
-        <w:rPr>
-          <w:rtl w:val="0"/>
-        </w:rPr>
-        <w:t xml:space="preserve">Cliff Victor- Sadly never commented over discord on the plans that were made even though they were seen in class. They were even messaged during a zoom call and they didn’t respond so they have no roles or responsibilities currently. </w:t>
-      </w:r>
-    </w:p>
-    <w:p>
-      <w:pPr>
-        <w:rPr/>
-      </w:pPr>
-      <w:r>
-        <w:rPr>
-          <w:rtl w:val="0"/>
-        </w:rPr>
-      </w:r>
-    </w:p>
+    <w:p/>
     <w:p>
       <w:pPr>
         <w:rPr>
-          <w:b w:val="1"/>
-          <w:bCs w:val="1"/>
+          <w:b/>
+          <w:bCs/>
         </w:rPr>
       </w:pPr>
       <w:r>
         <w:rPr>
-          <w:b w:val="1"/>
-          <w:bCs w:val="1"/>
-          <w:rtl w:val="0"/>
+          <w:b/>
+          <w:bCs/>
         </w:rPr>
-        <w:t xml:space="preserve">Product Description:</w:t>
+        <w:t>Product Description:</w:t>
       </w:r>
     </w:p>
     <w:p>
-      <w:pPr>
-        <w:rPr/>
-      </w:pPr>
-      <w:r>
-        <w:rPr>
-          <w:rtl w:val="0"/>
-        </w:rPr>
-        <w:t xml:space="preserve">The program Team 2 plans to develop is one to help promote and spread the word about bands and their upcoming shows. Our product is going to be a simple application that will make spreading the word about upcoming performances easier by using input data to make fliers to advertise upcoming events and shows. Though this application was made with a certain band in mind it can be used for any sort of event you need advertised. This of course makes the product itself quite useful for many more individuals than just the band!</w:t>
+      <w:r>
+        <w:t xml:space="preserve">The program Team 2 plans to develop is one to help promote and spread the word about bands and their upcoming shows. Our product is going to be a simple application that will make spreading the word about upcoming performances easier by using input data to make fliers to advertise upcoming events and shows. Though this application was made with a certain band in mind it can be used for any sort of event you need advertised. This of course makes the product itself quite useful for many more individuals than </w:t>
+      </w:r>
+      <w:r>
+        <w:t>just the band!</w:t>
       </w:r>
     </w:p>
     <w:sectPr>
-      <w:pgSz w:h="15840" w:w="12240" w:orient="portrait"/>
-      <w:pgMar w:bottom="1440" w:top="1440" w:left="1440" w:right="1440" w:header="720" w:footer="720"/>
+      <w:pgSz w:w="12240" w:h="15840"/>
+      <w:pgMar w:top="1440" w:right="1440" w:bottom="1440" w:left="1440" w:header="720" w:footer="720" w:gutter="0"/>
       <w:pgNumType w:start="1"/>
+      <w:cols w:space="720"/>
     </w:sectPr>
   </w:body>
 </w:document>
 </file>
 
-<file path=word/numbering.xml><?xml version="1.0" encoding="utf-8"?>
-<w:numbering xmlns:mc="http://schemas.openxmlformats.org/markup-compatibility/2006" xmlns:o="urn:schemas-microsoft-com:office:office" xmlns:r="http://schemas.openxmlformats.org/officeDocument/2006/relationships" xmlns:m="http://schemas.openxmlformats.org/officeDocument/2006/math" xmlns:v="urn:schemas-microsoft-com:vml" xmlns:wp="http://schemas.openxmlformats.org/drawingml/2006/wordprocessingDrawing" xmlns:w10="urn:schemas-microsoft-com:office:word" xmlns:w="http://schemas.openxmlformats.org/wordprocessingml/2006/main" xmlns:wne="http://schemas.microsoft.com/office/word/2006/wordml" xmlns:sl="http://schemas.openxmlformats.org/schemaLibrary/2006/main" xmlns:a="http://schemas.openxmlformats.org/drawingml/2006/main" xmlns:pic="http://schemas.openxmlformats.org/drawingml/2006/picture" xmlns:c="http://schemas.openxmlformats.org/drawingml/2006/chart" xmlns:lc="http://schemas.openxmlformats.org/drawingml/2006/lockedCanvas" xmlns:dgm="http://schemas.openxmlformats.org/drawingml/2006/diagram" xmlns:wps="http://schemas.microsoft.com/office/word/2010/wordprocessingShape" xmlns:wpg="http://schemas.microsoft.com/office/word/2010/wordprocessingGroup" xmlns:w14="http://schemas.microsoft.com/office/word/2010/wordml" xmlns:w15="http://schemas.microsoft.com/office/word/2012/wordml" xmlns:w16="http://schemas.microsoft.com/office/word/2018/wordml" xmlns:w16cex="http://schemas.microsoft.com/office/word/2018/wordml/cex" xmlns:w16cid="http://schemas.microsoft.com/office/word/2016/wordml/cid" xmlns="http://schemas.microsoft.com/office/tasks/2019/documenttasks" xmlns:cr="http://schemas.microsoft.com/office/comments/2020/reactions"/>
-</file>
-
 <file path=word/styles.xml><?xml version="1.0" encoding="utf-8"?>
-<w:styles xmlns:mc="http://schemas.openxmlformats.org/markup-compatibility/2006" xmlns:o="urn:schemas-microsoft-com:office:office" xmlns:r="http://schemas.openxmlformats.org/officeDocument/2006/relationships" xmlns:m="http://schemas.openxmlformats.org/officeDocument/2006/math" xmlns:v="urn:schemas-microsoft-com:vml" xmlns:wp="http://schemas.openxmlformats.org/drawingml/2006/wordprocessingDrawing" xmlns:w10="urn:schemas-microsoft-com:office:word" xmlns:w="http://schemas.openxmlformats.org/wordprocessingml/2006/main" xmlns:wne="http://schemas.microsoft.com/office/word/2006/wordml" xmlns:sl="http://schemas.openxmlformats.org/schemaLibrary/2006/main" xmlns:a="http://schemas.openxmlformats.org/drawingml/2006/main" xmlns:pic="http://schemas.openxmlformats.org/drawingml/2006/picture" xmlns:c="http://schemas.openxmlformats.org/drawingml/2006/chart" xmlns:lc="http://schemas.openxmlformats.org/drawingml/2006/lockedCanvas" xmlns:dgm="http://schemas.openxmlformats.org/drawingml/2006/diagram" xmlns:wps="http://schemas.microsoft.com/office/word/2010/wordprocessingShape" xmlns:wpg="http://schemas.microsoft.com/office/word/2010/wordprocessingGroup" xmlns:w14="http://schemas.microsoft.com/office/word/2010/wordml" xmlns:w15="http://schemas.microsoft.com/office/word/2012/wordml" xmlns:w16="http://schemas.microsoft.com/office/word/2018/wordml" xmlns:w16cex="http://schemas.microsoft.com/office/word/2018/wordml/cex" xmlns:w16cid="http://schemas.microsoft.com/office/word/2016/wordml/cid" xmlns="http://schemas.microsoft.com/office/tasks/2019/documenttasks" xmlns:cr="http://schemas.microsoft.com/office/comments/2020/reactions">
+<w:styles xmlns:mc="http://schemas.openxmlformats.org/markup-compatibility/2006" xmlns:r="http://schemas.openxmlformats.org/officeDocument/2006/relationships" xmlns:w="http://schemas.openxmlformats.org/wordprocessingml/2006/main" xmlns:w14="http://schemas.microsoft.com/office/word/2010/wordml" xmlns:w15="http://schemas.microsoft.com/office/word/2012/wordml" xmlns:w16cex="http://schemas.microsoft.com/office/word/2018/wordml/cex" xmlns:w16cid="http://schemas.microsoft.com/office/word/2016/wordml/cid" xmlns:w16="http://schemas.microsoft.com/office/word/2018/wordml" xmlns:w16du="http://schemas.microsoft.com/office/word/2023/wordml/word16du" xmlns:w16sdtdh="http://schemas.microsoft.com/office/word/2020/wordml/sdtdatahash" xmlns:w16sdtfl="http://schemas.microsoft.com/office/word/2024/wordml/sdtformatlock" xmlns:w16se="http://schemas.microsoft.com/office/word/2015/wordml/symex" mc:Ignorable="w14 w15 w16se w16cid w16 w16cex w16sdtdh w16sdtfl w16du">
   <w:docDefaults>
     <w:rPrDefault>
       <w:rPr>
-        <w:rFonts w:ascii="Arial" w:cs="Arial" w:eastAsia="Arial" w:hAnsi="Arial"/>
+        <w:rFonts w:ascii="Arial" w:eastAsia="Arial" w:hAnsi="Arial" w:cs="Arial"/>
         <w:sz w:val="22"/>
         <w:szCs w:val="22"/>
-        <w:lang w:val="en"/>
+        <w:lang w:val="en" w:eastAsia="ja-JP" w:bidi="ar-SA"/>
       </w:rPr>
     </w:rPrDefault>
     <w:pPrDefault>
@@ -329,29 +194,399 @@
       </w:pPr>
     </w:pPrDefault>
   </w:docDefaults>
-  <w:style w:type="table" w:styleId="TableNormal" w:default="1">
-    <w:name w:val="TableNormal"/>
-    <w:tblPr>
-      <w:tblCellMar>
-        <w:top w:w="100.0" w:type="dxa"/>
-        <w:left w:w="100.0" w:type="dxa"/>
-        <w:bottom w:w="100.0" w:type="dxa"/>
-        <w:right w:w="100.0" w:type="dxa"/>
-      </w:tblCellMar>
-    </w:tblPr>
-  </w:style>
-  <w:style w:type="paragraph" w:styleId="Normal" w:default="1">
-    <w:name w:val="normal"/>
+  <w:latentStyles w:defLockedState="0" w:defUIPriority="99" w:defSemiHidden="0" w:defUnhideWhenUsed="0" w:defQFormat="0" w:count="376">
+    <w:lsdException w:name="Normal" w:uiPriority="0" w:qFormat="1"/>
+    <w:lsdException w:name="heading 1" w:uiPriority="9" w:qFormat="1"/>
+    <w:lsdException w:name="heading 2" w:semiHidden="1" w:uiPriority="9" w:unhideWhenUsed="1" w:qFormat="1"/>
+    <w:lsdException w:name="heading 3" w:semiHidden="1" w:uiPriority="9" w:unhideWhenUsed="1" w:qFormat="1"/>
+    <w:lsdException w:name="heading 4" w:semiHidden="1" w:uiPriority="9" w:unhideWhenUsed="1" w:qFormat="1"/>
+    <w:lsdException w:name="heading 5" w:semiHidden="1" w:uiPriority="9" w:unhideWhenUsed="1" w:qFormat="1"/>
+    <w:lsdException w:name="heading 6" w:semiHidden="1" w:uiPriority="9" w:unhideWhenUsed="1" w:qFormat="1"/>
+    <w:lsdException w:name="heading 7" w:semiHidden="1" w:uiPriority="9" w:unhideWhenUsed="1" w:qFormat="1"/>
+    <w:lsdException w:name="heading 8" w:semiHidden="1" w:uiPriority="9" w:unhideWhenUsed="1" w:qFormat="1"/>
+    <w:lsdException w:name="heading 9" w:semiHidden="1" w:uiPriority="9" w:unhideWhenUsed="1" w:qFormat="1"/>
+    <w:lsdException w:name="index 1" w:semiHidden="1" w:unhideWhenUsed="1"/>
+    <w:lsdException w:name="index 2" w:semiHidden="1" w:unhideWhenUsed="1"/>
+    <w:lsdException w:name="index 3" w:semiHidden="1" w:unhideWhenUsed="1"/>
+    <w:lsdException w:name="index 4" w:semiHidden="1" w:unhideWhenUsed="1"/>
+    <w:lsdException w:name="index 5" w:semiHidden="1" w:unhideWhenUsed="1"/>
+    <w:lsdException w:name="index 6" w:semiHidden="1" w:unhideWhenUsed="1"/>
+    <w:lsdException w:name="index 7" w:semiHidden="1" w:unhideWhenUsed="1"/>
+    <w:lsdException w:name="index 8" w:semiHidden="1" w:unhideWhenUsed="1"/>
+    <w:lsdException w:name="index 9" w:semiHidden="1" w:unhideWhenUsed="1"/>
+    <w:lsdException w:name="toc 1" w:semiHidden="1" w:uiPriority="39" w:unhideWhenUsed="1"/>
+    <w:lsdException w:name="toc 2" w:semiHidden="1" w:uiPriority="39" w:unhideWhenUsed="1"/>
+    <w:lsdException w:name="toc 3" w:semiHidden="1" w:uiPriority="39" w:unhideWhenUsed="1"/>
+    <w:lsdException w:name="toc 4" w:semiHidden="1" w:uiPriority="39" w:unhideWhenUsed="1"/>
+    <w:lsdException w:name="toc 5" w:semiHidden="1" w:uiPriority="39" w:unhideWhenUsed="1"/>
+    <w:lsdException w:name="toc 6" w:semiHidden="1" w:uiPriority="39" w:unhideWhenUsed="1"/>
+    <w:lsdException w:name="toc 7" w:semiHidden="1" w:uiPriority="39" w:unhideWhenUsed="1"/>
+    <w:lsdException w:name="toc 8" w:semiHidden="1" w:uiPriority="39" w:unhideWhenUsed="1"/>
+    <w:lsdException w:name="toc 9" w:semiHidden="1" w:uiPriority="39" w:unhideWhenUsed="1"/>
+    <w:lsdException w:name="Normal Indent" w:semiHidden="1" w:unhideWhenUsed="1"/>
+    <w:lsdException w:name="footnote text" w:semiHidden="1" w:unhideWhenUsed="1"/>
+    <w:lsdException w:name="annotation text" w:semiHidden="1" w:unhideWhenUsed="1"/>
+    <w:lsdException w:name="header" w:semiHidden="1" w:unhideWhenUsed="1"/>
+    <w:lsdException w:name="footer" w:semiHidden="1" w:unhideWhenUsed="1"/>
+    <w:lsdException w:name="index heading" w:semiHidden="1" w:unhideWhenUsed="1"/>
+    <w:lsdException w:name="caption" w:semiHidden="1" w:uiPriority="35" w:unhideWhenUsed="1" w:qFormat="1"/>
+    <w:lsdException w:name="table of figures" w:semiHidden="1" w:unhideWhenUsed="1"/>
+    <w:lsdException w:name="envelope address" w:semiHidden="1" w:unhideWhenUsed="1"/>
+    <w:lsdException w:name="envelope return" w:semiHidden="1" w:unhideWhenUsed="1"/>
+    <w:lsdException w:name="footnote reference" w:semiHidden="1" w:unhideWhenUsed="1"/>
+    <w:lsdException w:name="annotation reference" w:semiHidden="1" w:unhideWhenUsed="1"/>
+    <w:lsdException w:name="line number" w:semiHidden="1" w:unhideWhenUsed="1"/>
+    <w:lsdException w:name="page number" w:semiHidden="1" w:unhideWhenUsed="1"/>
+    <w:lsdException w:name="endnote reference" w:semiHidden="1" w:unhideWhenUsed="1"/>
+    <w:lsdException w:name="endnote text" w:semiHidden="1" w:unhideWhenUsed="1"/>
+    <w:lsdException w:name="table of authorities" w:semiHidden="1" w:unhideWhenUsed="1"/>
+    <w:lsdException w:name="macro" w:semiHidden="1" w:unhideWhenUsed="1"/>
+    <w:lsdException w:name="toa heading" w:semiHidden="1" w:unhideWhenUsed="1"/>
+    <w:lsdException w:name="List" w:semiHidden="1" w:unhideWhenUsed="1"/>
+    <w:lsdException w:name="List Bullet" w:semiHidden="1" w:unhideWhenUsed="1"/>
+    <w:lsdException w:name="List Number" w:semiHidden="1" w:unhideWhenUsed="1"/>
+    <w:lsdException w:name="List 2" w:semiHidden="1" w:unhideWhenUsed="1"/>
+    <w:lsdException w:name="List 3" w:semiHidden="1" w:unhideWhenUsed="1"/>
+    <w:lsdException w:name="List 4" w:semiHidden="1" w:unhideWhenUsed="1"/>
+    <w:lsdException w:name="List 5" w:semiHidden="1" w:unhideWhenUsed="1"/>
+    <w:lsdException w:name="List Bullet 2" w:semiHidden="1" w:unhideWhenUsed="1"/>
+    <w:lsdException w:name="List Bullet 3" w:semiHidden="1" w:unhideWhenUsed="1"/>
+    <w:lsdException w:name="List Bullet 4" w:semiHidden="1" w:unhideWhenUsed="1"/>
+    <w:lsdException w:name="List Bullet 5" w:semiHidden="1" w:unhideWhenUsed="1"/>
+    <w:lsdException w:name="List Number 2" w:semiHidden="1" w:unhideWhenUsed="1"/>
+    <w:lsdException w:name="List Number 3" w:semiHidden="1" w:unhideWhenUsed="1"/>
+    <w:lsdException w:name="List Number 4" w:semiHidden="1" w:unhideWhenUsed="1"/>
+    <w:lsdException w:name="List Number 5" w:semiHidden="1" w:unhideWhenUsed="1"/>
+    <w:lsdException w:name="Title" w:uiPriority="10" w:qFormat="1"/>
+    <w:lsdException w:name="Closing" w:semiHidden="1" w:unhideWhenUsed="1"/>
+    <w:lsdException w:name="Signature" w:semiHidden="1" w:unhideWhenUsed="1"/>
+    <w:lsdException w:name="Default Paragraph Font" w:semiHidden="1" w:uiPriority="1" w:unhideWhenUsed="1"/>
+    <w:lsdException w:name="Body Text" w:semiHidden="1" w:unhideWhenUsed="1"/>
+    <w:lsdException w:name="Body Text Indent" w:semiHidden="1" w:unhideWhenUsed="1"/>
+    <w:lsdException w:name="List Continue" w:semiHidden="1" w:unhideWhenUsed="1"/>
+    <w:lsdException w:name="List Continue 2" w:semiHidden="1" w:unhideWhenUsed="1"/>
+    <w:lsdException w:name="List Continue 3" w:semiHidden="1" w:unhideWhenUsed="1"/>
+    <w:lsdException w:name="List Continue 4" w:semiHidden="1" w:unhideWhenUsed="1"/>
+    <w:lsdException w:name="List Continue 5" w:semiHidden="1" w:unhideWhenUsed="1"/>
+    <w:lsdException w:name="Message Header" w:semiHidden="1" w:unhideWhenUsed="1"/>
+    <w:lsdException w:name="Subtitle" w:uiPriority="11" w:qFormat="1"/>
+    <w:lsdException w:name="Salutation" w:semiHidden="1" w:unhideWhenUsed="1"/>
+    <w:lsdException w:name="Date" w:semiHidden="1" w:unhideWhenUsed="1"/>
+    <w:lsdException w:name="Body Text First Indent" w:semiHidden="1" w:unhideWhenUsed="1"/>
+    <w:lsdException w:name="Body Text First Indent 2" w:semiHidden="1" w:unhideWhenUsed="1"/>
+    <w:lsdException w:name="Note Heading" w:semiHidden="1" w:unhideWhenUsed="1"/>
+    <w:lsdException w:name="Body Text 2" w:semiHidden="1" w:unhideWhenUsed="1"/>
+    <w:lsdException w:name="Body Text 3" w:semiHidden="1" w:unhideWhenUsed="1"/>
+    <w:lsdException w:name="Body Text Indent 2" w:semiHidden="1" w:unhideWhenUsed="1"/>
+    <w:lsdException w:name="Body Text Indent 3" w:semiHidden="1" w:unhideWhenUsed="1"/>
+    <w:lsdException w:name="Block Text" w:semiHidden="1" w:unhideWhenUsed="1"/>
+    <w:lsdException w:name="Hyperlink" w:semiHidden="1" w:unhideWhenUsed="1"/>
+    <w:lsdException w:name="FollowedHyperlink" w:semiHidden="1" w:unhideWhenUsed="1"/>
+    <w:lsdException w:name="Strong" w:uiPriority="22" w:qFormat="1"/>
+    <w:lsdException w:name="Emphasis" w:uiPriority="20" w:qFormat="1"/>
+    <w:lsdException w:name="Document Map" w:semiHidden="1" w:unhideWhenUsed="1"/>
+    <w:lsdException w:name="Plain Text" w:semiHidden="1" w:unhideWhenUsed="1"/>
+    <w:lsdException w:name="E-mail Signature" w:semiHidden="1" w:unhideWhenUsed="1"/>
+    <w:lsdException w:name="HTML Top of Form" w:semiHidden="1" w:unhideWhenUsed="1"/>
+    <w:lsdException w:name="HTML Bottom of Form" w:semiHidden="1" w:unhideWhenUsed="1"/>
+    <w:lsdException w:name="Normal (Web)" w:semiHidden="1" w:unhideWhenUsed="1"/>
+    <w:lsdException w:name="HTML Acronym" w:semiHidden="1" w:unhideWhenUsed="1"/>
+    <w:lsdException w:name="HTML Address" w:semiHidden="1" w:unhideWhenUsed="1"/>
+    <w:lsdException w:name="HTML Cite" w:semiHidden="1" w:unhideWhenUsed="1"/>
+    <w:lsdException w:name="HTML Code" w:semiHidden="1" w:unhideWhenUsed="1"/>
+    <w:lsdException w:name="HTML Definition" w:semiHidden="1" w:unhideWhenUsed="1"/>
+    <w:lsdException w:name="HTML Keyboard" w:semiHidden="1" w:unhideWhenUsed="1"/>
+    <w:lsdException w:name="HTML Preformatted" w:semiHidden="1" w:unhideWhenUsed="1"/>
+    <w:lsdException w:name="HTML Sample" w:semiHidden="1" w:unhideWhenUsed="1"/>
+    <w:lsdException w:name="HTML Typewriter" w:semiHidden="1" w:unhideWhenUsed="1"/>
+    <w:lsdException w:name="HTML Variable" w:semiHidden="1" w:unhideWhenUsed="1"/>
+    <w:lsdException w:name="Normal Table" w:semiHidden="1" w:unhideWhenUsed="1"/>
+    <w:lsdException w:name="annotation subject" w:semiHidden="1" w:unhideWhenUsed="1"/>
+    <w:lsdException w:name="No List" w:semiHidden="1" w:unhideWhenUsed="1"/>
+    <w:lsdException w:name="Outline List 1" w:semiHidden="1" w:unhideWhenUsed="1"/>
+    <w:lsdException w:name="Outline List 2" w:semiHidden="1" w:unhideWhenUsed="1"/>
+    <w:lsdException w:name="Outline List 3" w:semiHidden="1" w:unhideWhenUsed="1"/>
+    <w:lsdException w:name="Table Simple 1" w:semiHidden="1" w:unhideWhenUsed="1"/>
+    <w:lsdException w:name="Table Simple 2" w:semiHidden="1" w:unhideWhenUsed="1"/>
+    <w:lsdException w:name="Table Simple 3" w:semiHidden="1" w:unhideWhenUsed="1"/>
+    <w:lsdException w:name="Table Classic 1" w:semiHidden="1" w:unhideWhenUsed="1"/>
+    <w:lsdException w:name="Table Classic 2" w:semiHidden="1" w:unhideWhenUsed="1"/>
+    <w:lsdException w:name="Table Classic 3" w:semiHidden="1" w:unhideWhenUsed="1"/>
+    <w:lsdException w:name="Table Classic 4" w:semiHidden="1" w:unhideWhenUsed="1"/>
+    <w:lsdException w:name="Table Colorful 1" w:semiHidden="1" w:unhideWhenUsed="1"/>
+    <w:lsdException w:name="Table Colorful 2" w:semiHidden="1" w:unhideWhenUsed="1"/>
+    <w:lsdException w:name="Table Colorful 3" w:semiHidden="1" w:unhideWhenUsed="1"/>
+    <w:lsdException w:name="Table Columns 1" w:semiHidden="1" w:unhideWhenUsed="1"/>
+    <w:lsdException w:name="Table Columns 2" w:semiHidden="1" w:unhideWhenUsed="1"/>
+    <w:lsdException w:name="Table Columns 3" w:semiHidden="1" w:unhideWhenUsed="1"/>
+    <w:lsdException w:name="Table Columns 4" w:semiHidden="1" w:unhideWhenUsed="1"/>
+    <w:lsdException w:name="Table Columns 5" w:semiHidden="1" w:unhideWhenUsed="1"/>
+    <w:lsdException w:name="Table Grid 1" w:semiHidden="1" w:unhideWhenUsed="1"/>
+    <w:lsdException w:name="Table Grid 2" w:semiHidden="1" w:unhideWhenUsed="1"/>
+    <w:lsdException w:name="Table Grid 3" w:semiHidden="1" w:unhideWhenUsed="1"/>
+    <w:lsdException w:name="Table Grid 4" w:semiHidden="1" w:unhideWhenUsed="1"/>
+    <w:lsdException w:name="Table Grid 5" w:semiHidden="1" w:unhideWhenUsed="1"/>
+    <w:lsdException w:name="Table Grid 6" w:semiHidden="1" w:unhideWhenUsed="1"/>
+    <w:lsdException w:name="Table Grid 7" w:semiHidden="1" w:unhideWhenUsed="1"/>
+    <w:lsdException w:name="Table Grid 8" w:semiHidden="1" w:unhideWhenUsed="1"/>
+    <w:lsdException w:name="Table List 1" w:semiHidden="1" w:unhideWhenUsed="1"/>
+    <w:lsdException w:name="Table List 2" w:semiHidden="1" w:unhideWhenUsed="1"/>
+    <w:lsdException w:name="Table List 3" w:semiHidden="1" w:unhideWhenUsed="1"/>
+    <w:lsdException w:name="Table List 4" w:semiHidden="1" w:unhideWhenUsed="1"/>
+    <w:lsdException w:name="Table List 5" w:semiHidden="1" w:unhideWhenUsed="1"/>
+    <w:lsdException w:name="Table List 6" w:semiHidden="1" w:unhideWhenUsed="1"/>
+    <w:lsdException w:name="Table List 7" w:semiHidden="1" w:unhideWhenUsed="1"/>
+    <w:lsdException w:name="Table List 8" w:semiHidden="1" w:unhideWhenUsed="1"/>
+    <w:lsdException w:name="Table 3D effects 1" w:semiHidden="1" w:unhideWhenUsed="1"/>
+    <w:lsdException w:name="Table 3D effects 2" w:semiHidden="1" w:unhideWhenUsed="1"/>
+    <w:lsdException w:name="Table 3D effects 3" w:semiHidden="1" w:unhideWhenUsed="1"/>
+    <w:lsdException w:name="Table Contemporary" w:semiHidden="1" w:unhideWhenUsed="1"/>
+    <w:lsdException w:name="Table Elegant" w:semiHidden="1" w:unhideWhenUsed="1"/>
+    <w:lsdException w:name="Table Professional" w:semiHidden="1" w:unhideWhenUsed="1"/>
+    <w:lsdException w:name="Table Subtle 1" w:semiHidden="1" w:unhideWhenUsed="1"/>
+    <w:lsdException w:name="Table Subtle 2" w:semiHidden="1" w:unhideWhenUsed="1"/>
+    <w:lsdException w:name="Table Web 1" w:semiHidden="1" w:unhideWhenUsed="1"/>
+    <w:lsdException w:name="Table Web 2" w:semiHidden="1" w:unhideWhenUsed="1"/>
+    <w:lsdException w:name="Table Web 3" w:semiHidden="1" w:unhideWhenUsed="1"/>
+    <w:lsdException w:name="Balloon Text" w:semiHidden="1" w:unhideWhenUsed="1"/>
+    <w:lsdException w:name="Table Grid" w:uiPriority="39"/>
+    <w:lsdException w:name="Table Theme" w:semiHidden="1" w:unhideWhenUsed="1"/>
+    <w:lsdException w:name="Placeholder Text" w:semiHidden="1"/>
+    <w:lsdException w:name="No Spacing" w:uiPriority="1" w:qFormat="1"/>
+    <w:lsdException w:name="Light Shading" w:uiPriority="60"/>
+    <w:lsdException w:name="Light List" w:uiPriority="61"/>
+    <w:lsdException w:name="Light Grid" w:uiPriority="62"/>
+    <w:lsdException w:name="Medium Shading 1" w:uiPriority="63"/>
+    <w:lsdException w:name="Medium Shading 2" w:uiPriority="64"/>
+    <w:lsdException w:name="Medium List 1" w:uiPriority="65"/>
+    <w:lsdException w:name="Medium List 2" w:uiPriority="66"/>
+    <w:lsdException w:name="Medium Grid 1" w:uiPriority="67"/>
+    <w:lsdException w:name="Medium Grid 2" w:uiPriority="68"/>
+    <w:lsdException w:name="Medium Grid 3" w:uiPriority="69"/>
+    <w:lsdException w:name="Dark List" w:uiPriority="70"/>
+    <w:lsdException w:name="Colorful Shading" w:uiPriority="71"/>
+    <w:lsdException w:name="Colorful List" w:uiPriority="72"/>
+    <w:lsdException w:name="Colorful Grid" w:uiPriority="73"/>
+    <w:lsdException w:name="Light Shading Accent 1" w:uiPriority="60"/>
+    <w:lsdException w:name="Light List Accent 1" w:uiPriority="61"/>
+    <w:lsdException w:name="Light Grid Accent 1" w:uiPriority="62"/>
+    <w:lsdException w:name="Medium Shading 1 Accent 1" w:uiPriority="63"/>
+    <w:lsdException w:name="Medium Shading 2 Accent 1" w:uiPriority="64"/>
+    <w:lsdException w:name="Medium List 1 Accent 1" w:uiPriority="65"/>
+    <w:lsdException w:name="Revision" w:semiHidden="1"/>
+    <w:lsdException w:name="List Paragraph" w:uiPriority="34" w:qFormat="1"/>
+    <w:lsdException w:name="Quote" w:uiPriority="29" w:qFormat="1"/>
+    <w:lsdException w:name="Intense Quote" w:uiPriority="30" w:qFormat="1"/>
+    <w:lsdException w:name="Medium List 2 Accent 1" w:uiPriority="66"/>
+    <w:lsdException w:name="Medium Grid 1 Accent 1" w:uiPriority="67"/>
+    <w:lsdException w:name="Medium Grid 2 Accent 1" w:uiPriority="68"/>
+    <w:lsdException w:name="Medium Grid 3 Accent 1" w:uiPriority="69"/>
+    <w:lsdException w:name="Dark List Accent 1" w:uiPriority="70"/>
+    <w:lsdException w:name="Colorful Shading Accent 1" w:uiPriority="71"/>
+    <w:lsdException w:name="Colorful List Accent 1" w:uiPriority="72"/>
+    <w:lsdException w:name="Colorful Grid Accent 1" w:uiPriority="73"/>
+    <w:lsdException w:name="Light Shading Accent 2" w:uiPriority="60"/>
+    <w:lsdException w:name="Light List Accent 2" w:uiPriority="61"/>
+    <w:lsdException w:name="Light Grid Accent 2" w:uiPriority="62"/>
+    <w:lsdException w:name="Medium Shading 1 Accent 2" w:uiPriority="63"/>
+    <w:lsdException w:name="Medium Shading 2 Accent 2" w:uiPriority="64"/>
+    <w:lsdException w:name="Medium List 1 Accent 2" w:uiPriority="65"/>
+    <w:lsdException w:name="Medium List 2 Accent 2" w:uiPriority="66"/>
+    <w:lsdException w:name="Medium Grid 1 Accent 2" w:uiPriority="67"/>
+    <w:lsdException w:name="Medium Grid 2 Accent 2" w:uiPriority="68"/>
+    <w:lsdException w:name="Medium Grid 3 Accent 2" w:uiPriority="69"/>
+    <w:lsdException w:name="Dark List Accent 2" w:uiPriority="70"/>
+    <w:lsdException w:name="Colorful Shading Accent 2" w:uiPriority="71"/>
+    <w:lsdException w:name="Colorful List Accent 2" w:uiPriority="72"/>
+    <w:lsdException w:name="Colorful Grid Accent 2" w:uiPriority="73"/>
+    <w:lsdException w:name="Light Shading Accent 3" w:uiPriority="60"/>
+    <w:lsdException w:name="Light List Accent 3" w:uiPriority="61"/>
+    <w:lsdException w:name="Light Grid Accent 3" w:uiPriority="62"/>
+    <w:lsdException w:name="Medium Shading 1 Accent 3" w:uiPriority="63"/>
+    <w:lsdException w:name="Medium Shading 2 Accent 3" w:uiPriority="64"/>
+    <w:lsdException w:name="Medium List 1 Accent 3" w:uiPriority="65"/>
+    <w:lsdException w:name="Medium List 2 Accent 3" w:uiPriority="66"/>
+    <w:lsdException w:name="Medium Grid 1 Accent 3" w:uiPriority="67"/>
+    <w:lsdException w:name="Medium Grid 2 Accent 3" w:uiPriority="68"/>
+    <w:lsdException w:name="Medium Grid 3 Accent 3" w:uiPriority="69"/>
+    <w:lsdException w:name="Dark List Accent 3" w:uiPriority="70"/>
+    <w:lsdException w:name="Colorful Shading Accent 3" w:uiPriority="71"/>
+    <w:lsdException w:name="Colorful List Accent 3" w:uiPriority="72"/>
+    <w:lsdException w:name="Colorful Grid Accent 3" w:uiPriority="73"/>
+    <w:lsdException w:name="Light Shading Accent 4" w:uiPriority="60"/>
+    <w:lsdException w:name="Light List Accent 4" w:uiPriority="61"/>
+    <w:lsdException w:name="Light Grid Accent 4" w:uiPriority="62"/>
+    <w:lsdException w:name="Medium Shading 1 Accent 4" w:uiPriority="63"/>
+    <w:lsdException w:name="Medium Shading 2 Accent 4" w:uiPriority="64"/>
+    <w:lsdException w:name="Medium List 1 Accent 4" w:uiPriority="65"/>
+    <w:lsdException w:name="Medium List 2 Accent 4" w:uiPriority="66"/>
+    <w:lsdException w:name="Medium Grid 1 Accent 4" w:uiPriority="67"/>
+    <w:lsdException w:name="Medium Grid 2 Accent 4" w:uiPriority="68"/>
+    <w:lsdException w:name="Medium Grid 3 Accent 4" w:uiPriority="69"/>
+    <w:lsdException w:name="Dark List Accent 4" w:uiPriority="70"/>
+    <w:lsdException w:name="Colorful Shading Accent 4" w:uiPriority="71"/>
+    <w:lsdException w:name="Colorful List Accent 4" w:uiPriority="72"/>
+    <w:lsdException w:name="Colorful Grid Accent 4" w:uiPriority="73"/>
+    <w:lsdException w:name="Light Shading Accent 5" w:uiPriority="60"/>
+    <w:lsdException w:name="Light List Accent 5" w:uiPriority="61"/>
+    <w:lsdException w:name="Light Grid Accent 5" w:uiPriority="62"/>
+    <w:lsdException w:name="Medium Shading 1 Accent 5" w:uiPriority="63"/>
+    <w:lsdException w:name="Medium Shading 2 Accent 5" w:uiPriority="64"/>
+    <w:lsdException w:name="Medium List 1 Accent 5" w:uiPriority="65"/>
+    <w:lsdException w:name="Medium List 2 Accent 5" w:uiPriority="66"/>
+    <w:lsdException w:name="Medium Grid 1 Accent 5" w:uiPriority="67"/>
+    <w:lsdException w:name="Medium Grid 2 Accent 5" w:uiPriority="68"/>
+    <w:lsdException w:name="Medium Grid 3 Accent 5" w:uiPriority="69"/>
+    <w:lsdException w:name="Dark List Accent 5" w:uiPriority="70"/>
+    <w:lsdException w:name="Colorful Shading Accent 5" w:uiPriority="71"/>
+    <w:lsdException w:name="Colorful List Accent 5" w:uiPriority="72"/>
+    <w:lsdException w:name="Colorful Grid Accent 5" w:uiPriority="73"/>
+    <w:lsdException w:name="Light Shading Accent 6" w:uiPriority="60"/>
+    <w:lsdException w:name="Light List Accent 6" w:uiPriority="61"/>
+    <w:lsdException w:name="Light Grid Accent 6" w:uiPriority="62"/>
+    <w:lsdException w:name="Medium Shading 1 Accent 6" w:uiPriority="63"/>
+    <w:lsdException w:name="Medium Shading 2 Accent 6" w:uiPriority="64"/>
+    <w:lsdException w:name="Medium List 1 Accent 6" w:uiPriority="65"/>
+    <w:lsdException w:name="Medium List 2 Accent 6" w:uiPriority="66"/>
+    <w:lsdException w:name="Medium Grid 1 Accent 6" w:uiPriority="67"/>
+    <w:lsdException w:name="Medium Grid 2 Accent 6" w:uiPriority="68"/>
+    <w:lsdException w:name="Medium Grid 3 Accent 6" w:uiPriority="69"/>
+    <w:lsdException w:name="Dark List Accent 6" w:uiPriority="70"/>
+    <w:lsdException w:name="Colorful Shading Accent 6" w:uiPriority="71"/>
+    <w:lsdException w:name="Colorful List Accent 6" w:uiPriority="72"/>
+    <w:lsdException w:name="Colorful Grid Accent 6" w:uiPriority="73"/>
+    <w:lsdException w:name="Subtle Emphasis" w:uiPriority="19" w:qFormat="1"/>
+    <w:lsdException w:name="Intense Emphasis" w:uiPriority="21" w:qFormat="1"/>
+    <w:lsdException w:name="Subtle Reference" w:uiPriority="31" w:qFormat="1"/>
+    <w:lsdException w:name="Intense Reference" w:uiPriority="32" w:qFormat="1"/>
+    <w:lsdException w:name="Book Title" w:uiPriority="33" w:qFormat="1"/>
+    <w:lsdException w:name="Bibliography" w:semiHidden="1" w:uiPriority="37" w:unhideWhenUsed="1"/>
+    <w:lsdException w:name="TOC Heading" w:semiHidden="1" w:uiPriority="39" w:unhideWhenUsed="1" w:qFormat="1"/>
+    <w:lsdException w:name="Plain Table 1" w:uiPriority="41"/>
+    <w:lsdException w:name="Plain Table 2" w:uiPriority="42"/>
+    <w:lsdException w:name="Plain Table 3" w:uiPriority="43"/>
+    <w:lsdException w:name="Plain Table 4" w:uiPriority="44"/>
+    <w:lsdException w:name="Plain Table 5" w:uiPriority="45"/>
+    <w:lsdException w:name="Grid Table Light" w:uiPriority="40"/>
+    <w:lsdException w:name="Grid Table 1 Light" w:uiPriority="46"/>
+    <w:lsdException w:name="Grid Table 2" w:uiPriority="47"/>
+    <w:lsdException w:name="Grid Table 3" w:uiPriority="48"/>
+    <w:lsdException w:name="Grid Table 4" w:uiPriority="49"/>
+    <w:lsdException w:name="Grid Table 5 Dark" w:uiPriority="50"/>
+    <w:lsdException w:name="Grid Table 6 Colorful" w:uiPriority="51"/>
+    <w:lsdException w:name="Grid Table 7 Colorful" w:uiPriority="52"/>
+    <w:lsdException w:name="Grid Table 1 Light Accent 1" w:uiPriority="46"/>
+    <w:lsdException w:name="Grid Table 2 Accent 1" w:uiPriority="47"/>
+    <w:lsdException w:name="Grid Table 3 Accent 1" w:uiPriority="48"/>
+    <w:lsdException w:name="Grid Table 4 Accent 1" w:uiPriority="49"/>
+    <w:lsdException w:name="Grid Table 5 Dark Accent 1" w:uiPriority="50"/>
+    <w:lsdException w:name="Grid Table 6 Colorful Accent 1" w:uiPriority="51"/>
+    <w:lsdException w:name="Grid Table 7 Colorful Accent 1" w:uiPriority="52"/>
+    <w:lsdException w:name="Grid Table 1 Light Accent 2" w:uiPriority="46"/>
+    <w:lsdException w:name="Grid Table 2 Accent 2" w:uiPriority="47"/>
+    <w:lsdException w:name="Grid Table 3 Accent 2" w:uiPriority="48"/>
+    <w:lsdException w:name="Grid Table 4 Accent 2" w:uiPriority="49"/>
+    <w:lsdException w:name="Grid Table 5 Dark Accent 2" w:uiPriority="50"/>
+    <w:lsdException w:name="Grid Table 6 Colorful Accent 2" w:uiPriority="51"/>
+    <w:lsdException w:name="Grid Table 7 Colorful Accent 2" w:uiPriority="52"/>
+    <w:lsdException w:name="Grid Table 1 Light Accent 3" w:uiPriority="46"/>
+    <w:lsdException w:name="Grid Table 2 Accent 3" w:uiPriority="47"/>
+    <w:lsdException w:name="Grid Table 3 Accent 3" w:uiPriority="48"/>
+    <w:lsdException w:name="Grid Table 4 Accent 3" w:uiPriority="49"/>
+    <w:lsdException w:name="Grid Table 5 Dark Accent 3" w:uiPriority="50"/>
+    <w:lsdException w:name="Grid Table 6 Colorful Accent 3" w:uiPriority="51"/>
+    <w:lsdException w:name="Grid Table 7 Colorful Accent 3" w:uiPriority="52"/>
+    <w:lsdException w:name="Grid Table 1 Light Accent 4" w:uiPriority="46"/>
+    <w:lsdException w:name="Grid Table 2 Accent 4" w:uiPriority="47"/>
+    <w:lsdException w:name="Grid Table 3 Accent 4" w:uiPriority="48"/>
+    <w:lsdException w:name="Grid Table 4 Accent 4" w:uiPriority="49"/>
+    <w:lsdException w:name="Grid Table 5 Dark Accent 4" w:uiPriority="50"/>
+    <w:lsdException w:name="Grid Table 6 Colorful Accent 4" w:uiPriority="51"/>
+    <w:lsdException w:name="Grid Table 7 Colorful Accent 4" w:uiPriority="52"/>
+    <w:lsdException w:name="Grid Table 1 Light Accent 5" w:uiPriority="46"/>
+    <w:lsdException w:name="Grid Table 2 Accent 5" w:uiPriority="47"/>
+    <w:lsdException w:name="Grid Table 3 Accent 5" w:uiPriority="48"/>
+    <w:lsdException w:name="Grid Table 4 Accent 5" w:uiPriority="49"/>
+    <w:lsdException w:name="Grid Table 5 Dark Accent 5" w:uiPriority="50"/>
+    <w:lsdException w:name="Grid Table 6 Colorful Accent 5" w:uiPriority="51"/>
+    <w:lsdException w:name="Grid Table 7 Colorful Accent 5" w:uiPriority="52"/>
+    <w:lsdException w:name="Grid Table 1 Light Accent 6" w:uiPriority="46"/>
+    <w:lsdException w:name="Grid Table 2 Accent 6" w:uiPriority="47"/>
+    <w:lsdException w:name="Grid Table 3 Accent 6" w:uiPriority="48"/>
+    <w:lsdException w:name="Grid Table 4 Accent 6" w:uiPriority="49"/>
+    <w:lsdException w:name="Grid Table 5 Dark Accent 6" w:uiPriority="50"/>
+    <w:lsdException w:name="Grid Table 6 Colorful Accent 6" w:uiPriority="51"/>
+    <w:lsdException w:name="Grid Table 7 Colorful Accent 6" w:uiPriority="52"/>
+    <w:lsdException w:name="List Table 1 Light" w:uiPriority="46"/>
+    <w:lsdException w:name="List Table 2" w:uiPriority="47"/>
+    <w:lsdException w:name="List Table 3" w:uiPriority="48"/>
+    <w:lsdException w:name="List Table 4" w:uiPriority="49"/>
+    <w:lsdException w:name="List Table 5 Dark" w:uiPriority="50"/>
+    <w:lsdException w:name="List Table 6 Colorful" w:uiPriority="51"/>
+    <w:lsdException w:name="List Table 7 Colorful" w:uiPriority="52"/>
+    <w:lsdException w:name="List Table 1 Light Accent 1" w:uiPriority="46"/>
+    <w:lsdException w:name="List Table 2 Accent 1" w:uiPriority="47"/>
+    <w:lsdException w:name="List Table 3 Accent 1" w:uiPriority="48"/>
+    <w:lsdException w:name="List Table 4 Accent 1" w:uiPriority="49"/>
+    <w:lsdException w:name="List Table 5 Dark Accent 1" w:uiPriority="50"/>
+    <w:lsdException w:name="List Table 6 Colorful Accent 1" w:uiPriority="51"/>
+    <w:lsdException w:name="List Table 7 Colorful Accent 1" w:uiPriority="52"/>
+    <w:lsdException w:name="List Table 1 Light Accent 2" w:uiPriority="46"/>
+    <w:lsdException w:name="List Table 2 Accent 2" w:uiPriority="47"/>
+    <w:lsdException w:name="List Table 3 Accent 2" w:uiPriority="48"/>
+    <w:lsdException w:name="List Table 4 Accent 2" w:uiPriority="49"/>
+    <w:lsdException w:name="List Table 5 Dark Accent 2" w:uiPriority="50"/>
+    <w:lsdException w:name="List Table 6 Colorful Accent 2" w:uiPriority="51"/>
+    <w:lsdException w:name="List Table 7 Colorful Accent 2" w:uiPriority="52"/>
+    <w:lsdException w:name="List Table 1 Light Accent 3" w:uiPriority="46"/>
+    <w:lsdException w:name="List Table 2 Accent 3" w:uiPriority="47"/>
+    <w:lsdException w:name="List Table 3 Accent 3" w:uiPriority="48"/>
+    <w:lsdException w:name="List Table 4 Accent 3" w:uiPriority="49"/>
+    <w:lsdException w:name="List Table 5 Dark Accent 3" w:uiPriority="50"/>
+    <w:lsdException w:name="List Table 6 Colorful Accent 3" w:uiPriority="51"/>
+    <w:lsdException w:name="List Table 7 Colorful Accent 3" w:uiPriority="52"/>
+    <w:lsdException w:name="List Table 1 Light Accent 4" w:uiPriority="46"/>
+    <w:lsdException w:name="List Table 2 Accent 4" w:uiPriority="47"/>
+    <w:lsdException w:name="List Table 3 Accent 4" w:uiPriority="48"/>
+    <w:lsdException w:name="List Table 4 Accent 4" w:uiPriority="49"/>
+    <w:lsdException w:name="List Table 5 Dark Accent 4" w:uiPriority="50"/>
+    <w:lsdException w:name="List Table 6 Colorful Accent 4" w:uiPriority="51"/>
+    <w:lsdException w:name="List Table 7 Colorful Accent 4" w:uiPriority="52"/>
+    <w:lsdException w:name="List Table 1 Light Accent 5" w:uiPriority="46"/>
+    <w:lsdException w:name="List Table 2 Accent 5" w:uiPriority="47"/>
+    <w:lsdException w:name="List Table 3 Accent 5" w:uiPriority="48"/>
+    <w:lsdException w:name="List Table 4 Accent 5" w:uiPriority="49"/>
+    <w:lsdException w:name="List Table 5 Dark Accent 5" w:uiPriority="50"/>
+    <w:lsdException w:name="List Table 6 Colorful Accent 5" w:uiPriority="51"/>
+    <w:lsdException w:name="List Table 7 Colorful Accent 5" w:uiPriority="52"/>
+    <w:lsdException w:name="List Table 1 Light Accent 6" w:uiPriority="46"/>
+    <w:lsdException w:name="List Table 2 Accent 6" w:uiPriority="47"/>
+    <w:lsdException w:name="List Table 3 Accent 6" w:uiPriority="48"/>
+    <w:lsdException w:name="List Table 4 Accent 6" w:uiPriority="49"/>
+    <w:lsdException w:name="List Table 5 Dark Accent 6" w:uiPriority="50"/>
+    <w:lsdException w:name="List Table 6 Colorful Accent 6" w:uiPriority="51"/>
+    <w:lsdException w:name="List Table 7 Colorful Accent 6" w:uiPriority="52"/>
+    <w:lsdException w:name="Mention" w:semiHidden="1" w:unhideWhenUsed="1"/>
+    <w:lsdException w:name="Smart Hyperlink" w:semiHidden="1" w:unhideWhenUsed="1"/>
+    <w:lsdException w:name="Hashtag" w:semiHidden="1" w:unhideWhenUsed="1"/>
+    <w:lsdException w:name="Unresolved Mention" w:semiHidden="1" w:unhideWhenUsed="1"/>
+    <w:lsdException w:name="Smart Link" w:semiHidden="1" w:unhideWhenUsed="1"/>
+  </w:latentStyles>
+  <w:style w:type="paragraph" w:default="1" w:styleId="Normal">
+    <w:name w:val="Normal"/>
+    <w:qFormat/>
   </w:style>
   <w:style w:type="paragraph" w:styleId="Heading1">
     <w:name w:val="heading 1"/>
     <w:basedOn w:val="Normal"/>
     <w:next w:val="Normal"/>
+    <w:uiPriority w:val="9"/>
+    <w:qFormat/>
     <w:pPr>
-      <w:keepNext w:val="1"/>
-      <w:keepLines w:val="1"/>
-      <w:pageBreakBefore w:val="0"/>
-      <w:spacing w:after="120" w:before="400" w:lineRule="auto"/>
+      <w:keepNext/>
+      <w:keepLines/>
+      <w:spacing w:before="400" w:after="120"/>
+      <w:outlineLvl w:val="0"/>
     </w:pPr>
     <w:rPr>
       <w:sz w:val="40"/>
@@ -362,15 +597,17 @@
     <w:name w:val="heading 2"/>
     <w:basedOn w:val="Normal"/>
     <w:next w:val="Normal"/>
+    <w:uiPriority w:val="9"/>
+    <w:semiHidden/>
+    <w:unhideWhenUsed/>
+    <w:qFormat/>
     <w:pPr>
-      <w:keepNext w:val="1"/>
-      <w:keepLines w:val="1"/>
-      <w:pageBreakBefore w:val="0"/>
-      <w:spacing w:after="120" w:before="360" w:lineRule="auto"/>
+      <w:keepNext/>
+      <w:keepLines/>
+      <w:spacing w:before="360" w:after="120"/>
+      <w:outlineLvl w:val="1"/>
     </w:pPr>
     <w:rPr>
-      <w:b w:val="0"/>
-      <w:bCs w:val="0"/>
       <w:sz w:val="32"/>
       <w:szCs w:val="32"/>
     </w:rPr>
@@ -379,15 +616,17 @@
     <w:name w:val="heading 3"/>
     <w:basedOn w:val="Normal"/>
     <w:next w:val="Normal"/>
+    <w:uiPriority w:val="9"/>
+    <w:semiHidden/>
+    <w:unhideWhenUsed/>
+    <w:qFormat/>
     <w:pPr>
-      <w:keepNext w:val="1"/>
-      <w:keepLines w:val="1"/>
-      <w:pageBreakBefore w:val="0"/>
-      <w:spacing w:after="80" w:before="320" w:lineRule="auto"/>
+      <w:keepNext/>
+      <w:keepLines/>
+      <w:spacing w:before="320" w:after="80"/>
+      <w:outlineLvl w:val="2"/>
     </w:pPr>
     <w:rPr>
-      <w:b w:val="0"/>
-      <w:bCs w:val="0"/>
       <w:color w:val="434343"/>
       <w:sz w:val="28"/>
       <w:szCs w:val="28"/>
@@ -397,11 +636,15 @@
     <w:name w:val="heading 4"/>
     <w:basedOn w:val="Normal"/>
     <w:next w:val="Normal"/>
+    <w:uiPriority w:val="9"/>
+    <w:semiHidden/>
+    <w:unhideWhenUsed/>
+    <w:qFormat/>
     <w:pPr>
-      <w:keepNext w:val="1"/>
-      <w:keepLines w:val="1"/>
-      <w:pageBreakBefore w:val="0"/>
-      <w:spacing w:after="80" w:before="280" w:lineRule="auto"/>
+      <w:keepNext/>
+      <w:keepLines/>
+      <w:spacing w:before="280" w:after="80"/>
+      <w:outlineLvl w:val="3"/>
     </w:pPr>
     <w:rPr>
       <w:color w:val="666666"/>
@@ -413,45 +656,88 @@
     <w:name w:val="heading 5"/>
     <w:basedOn w:val="Normal"/>
     <w:next w:val="Normal"/>
+    <w:uiPriority w:val="9"/>
+    <w:semiHidden/>
+    <w:unhideWhenUsed/>
+    <w:qFormat/>
     <w:pPr>
-      <w:keepNext w:val="1"/>
-      <w:keepLines w:val="1"/>
-      <w:pageBreakBefore w:val="0"/>
-      <w:spacing w:after="80" w:before="240" w:lineRule="auto"/>
+      <w:keepNext/>
+      <w:keepLines/>
+      <w:spacing w:before="240" w:after="80"/>
+      <w:outlineLvl w:val="4"/>
     </w:pPr>
     <w:rPr>
       <w:color w:val="666666"/>
-      <w:sz w:val="22"/>
-      <w:szCs w:val="22"/>
     </w:rPr>
   </w:style>
   <w:style w:type="paragraph" w:styleId="Heading6">
     <w:name w:val="heading 6"/>
     <w:basedOn w:val="Normal"/>
     <w:next w:val="Normal"/>
+    <w:uiPriority w:val="9"/>
+    <w:semiHidden/>
+    <w:unhideWhenUsed/>
+    <w:qFormat/>
     <w:pPr>
-      <w:keepNext w:val="1"/>
-      <w:keepLines w:val="1"/>
-      <w:pageBreakBefore w:val="0"/>
-      <w:spacing w:after="80" w:before="240" w:lineRule="auto"/>
+      <w:keepNext/>
+      <w:keepLines/>
+      <w:spacing w:before="240" w:after="80"/>
+      <w:outlineLvl w:val="5"/>
     </w:pPr>
     <w:rPr>
-      <w:i w:val="1"/>
-      <w:iCs w:val="1"/>
+      <w:i/>
+      <w:iCs/>
       <w:color w:val="666666"/>
-      <w:sz w:val="22"/>
-      <w:szCs w:val="22"/>
     </w:rPr>
+  </w:style>
+  <w:style w:type="character" w:default="1" w:styleId="DefaultParagraphFont">
+    <w:name w:val="Default Paragraph Font"/>
+    <w:uiPriority w:val="1"/>
+    <w:semiHidden/>
+    <w:unhideWhenUsed/>
+  </w:style>
+  <w:style w:type="table" w:default="1" w:styleId="TableNormal">
+    <w:name w:val="Normal Table"/>
+    <w:uiPriority w:val="99"/>
+    <w:semiHidden/>
+    <w:unhideWhenUsed/>
+    <w:tblPr>
+      <w:tblInd w:w="0" w:type="dxa"/>
+      <w:tblCellMar>
+        <w:top w:w="0" w:type="dxa"/>
+        <w:left w:w="108" w:type="dxa"/>
+        <w:bottom w:w="0" w:type="dxa"/>
+        <w:right w:w="108" w:type="dxa"/>
+      </w:tblCellMar>
+    </w:tblPr>
+  </w:style>
+  <w:style w:type="numbering" w:default="1" w:styleId="NoList">
+    <w:name w:val="No List"/>
+    <w:uiPriority w:val="99"/>
+    <w:semiHidden/>
+    <w:unhideWhenUsed/>
+  </w:style>
+  <w:style w:type="table" w:customStyle="1" w:styleId="TableNormal0">
+    <w:name w:val="TableNormal"/>
+    <w:tblPr>
+      <w:tblCellMar>
+        <w:top w:w="100" w:type="dxa"/>
+        <w:left w:w="100" w:type="dxa"/>
+        <w:bottom w:w="100" w:type="dxa"/>
+        <w:right w:w="100" w:type="dxa"/>
+      </w:tblCellMar>
+    </w:tblPr>
   </w:style>
   <w:style w:type="paragraph" w:styleId="Title">
     <w:name w:val="Title"/>
     <w:basedOn w:val="Normal"/>
     <w:next w:val="Normal"/>
+    <w:uiPriority w:val="10"/>
+    <w:qFormat/>
     <w:pPr>
-      <w:keepNext w:val="1"/>
-      <w:keepLines w:val="1"/>
-      <w:pageBreakBefore w:val="0"/>
-      <w:spacing w:after="60" w:before="0" w:lineRule="auto"/>
+      <w:keepNext/>
+      <w:keepLines/>
+      <w:spacing w:after="60"/>
     </w:pPr>
     <w:rPr>
       <w:sz w:val="52"/>
@@ -462,16 +748,14 @@
     <w:name w:val="Subtitle"/>
     <w:basedOn w:val="Normal"/>
     <w:next w:val="Normal"/>
+    <w:uiPriority w:val="11"/>
+    <w:qFormat/>
     <w:pPr>
-      <w:keepNext w:val="1"/>
-      <w:keepLines w:val="1"/>
-      <w:pageBreakBefore w:val="0"/>
-      <w:spacing w:after="320" w:before="0" w:lineRule="auto"/>
+      <w:keepNext/>
+      <w:keepLines/>
+      <w:spacing w:after="320"/>
     </w:pPr>
     <w:rPr>
-      <w:rFonts w:ascii="Arial" w:cs="Arial" w:eastAsia="Arial" w:hAnsi="Arial"/>
-      <w:i w:val="0"/>
-      <w:iCs w:val="0"/>
       <w:color w:val="666666"/>
       <w:sz w:val="30"/>
       <w:szCs w:val="30"/>
